--- a/episodes/The_Dark_Rise_Episode_13.docx
+++ b/episodes/The_Dark_Rise_Episode_13.docx
@@ -299,7 +299,7 @@
           <w:sz w:val="24"/>
           <w:szCs w:val="24"/>
         </w:rPr>
-        <w:t xml:space="preserve">Beneath the ak-pu roots, the entity had felt the new thread settle into existence the instant Elder Maka chose to carry it, a thin, unexpected gift dropped directly into its reach by the one woman in Idoro who had never once intended to give it anything.</w:t>
+        <w:t xml:space="preserve">Beneath the iroko roots, the entity had felt the new thread settle into existence the instant Elder Maka chose to carry it, a thin, unexpected gift dropped directly into its reach by the one woman in Idoro who had never once intended to give it anything.</w:t>
       </w:r>
     </w:p>
     <w:p>

--- a/episodes/The_Dark_Rise_Episode_13.docx
+++ b/episodes/The_Dark_Rise_Episode_13.docx
@@ -112,20 +112,7 @@
     </w:p>
     <w:p>
       <w:pPr>
-        <w:spacing w:after="0" w:line="360"/>
-      </w:pPr>
-      <w:r>
-        <w:rPr>
-          <w:rFonts w:ascii="Georgia" w:hAnsi="Georgia" w:cs="Georgia"/>
-          <w:sz w:val="24"/>
-          <w:szCs w:val="24"/>
-        </w:rPr>
-        <w:t xml:space="preserve"/>
-      </w:r>
-    </w:p>
-    <w:p>
-      <w:pPr>
-        <w:spacing w:after="60" w:line="360"/>
+        <w:spacing w:after="60" w:line="360" w:before="480"/>
         <w:ind w:firstLine="360"/>
       </w:pPr>
       <w:r>
@@ -167,20 +154,7 @@
     </w:p>
     <w:p>
       <w:pPr>
-        <w:spacing w:after="0" w:line="360"/>
-      </w:pPr>
-      <w:r>
-        <w:rPr>
-          <w:rFonts w:ascii="Georgia" w:hAnsi="Georgia" w:cs="Georgia"/>
-          <w:sz w:val="24"/>
-          <w:szCs w:val="24"/>
-        </w:rPr>
-        <w:t xml:space="preserve"/>
-      </w:r>
-    </w:p>
-    <w:p>
-      <w:pPr>
-        <w:spacing w:after="60" w:line="360"/>
+        <w:spacing w:after="60" w:line="360" w:before="480"/>
         <w:ind w:firstLine="360"/>
       </w:pPr>
       <w:r>
@@ -208,20 +182,7 @@
     </w:p>
     <w:p>
       <w:pPr>
-        <w:spacing w:after="0" w:line="360"/>
-      </w:pPr>
-      <w:r>
-        <w:rPr>
-          <w:rFonts w:ascii="Georgia" w:hAnsi="Georgia" w:cs="Georgia"/>
-          <w:sz w:val="24"/>
-          <w:szCs w:val="24"/>
-        </w:rPr>
-        <w:t xml:space="preserve"/>
-      </w:r>
-    </w:p>
-    <w:p>
-      <w:pPr>
-        <w:spacing w:after="60" w:line="360"/>
+        <w:spacing w:after="60" w:line="360" w:before="480"/>
         <w:ind w:firstLine="360"/>
       </w:pPr>
       <w:r>
@@ -277,20 +238,7 @@
     </w:p>
     <w:p>
       <w:pPr>
-        <w:spacing w:after="0" w:line="360"/>
-      </w:pPr>
-      <w:r>
-        <w:rPr>
-          <w:rFonts w:ascii="Georgia" w:hAnsi="Georgia" w:cs="Georgia"/>
-          <w:sz w:val="24"/>
-          <w:szCs w:val="24"/>
-        </w:rPr>
-        <w:t xml:space="preserve"/>
-      </w:r>
-    </w:p>
-    <w:p>
-      <w:pPr>
-        <w:spacing w:after="60" w:line="360"/>
+        <w:spacing w:after="60" w:line="360" w:before="480"/>
         <w:ind w:firstLine="360"/>
       </w:pPr>
       <w:r>
@@ -332,20 +280,7 @@
     </w:p>
     <w:p>
       <w:pPr>
-        <w:spacing w:after="0" w:line="360"/>
-      </w:pPr>
-      <w:r>
-        <w:rPr>
-          <w:rFonts w:ascii="Georgia" w:hAnsi="Georgia" w:cs="Georgia"/>
-          <w:sz w:val="24"/>
-          <w:szCs w:val="24"/>
-        </w:rPr>
-        <w:t xml:space="preserve"/>
-      </w:r>
-    </w:p>
-    <w:p>
-      <w:pPr>
-        <w:spacing w:after="60" w:line="360"/>
+        <w:spacing w:after="60" w:line="360" w:before="480"/>
         <w:ind w:firstLine="360"/>
       </w:pPr>
       <w:r>
@@ -387,20 +322,7 @@
     </w:p>
     <w:p>
       <w:pPr>
-        <w:spacing w:after="0" w:line="360"/>
-      </w:pPr>
-      <w:r>
-        <w:rPr>
-          <w:rFonts w:ascii="Georgia" w:hAnsi="Georgia" w:cs="Georgia"/>
-          <w:sz w:val="24"/>
-          <w:szCs w:val="24"/>
-        </w:rPr>
-        <w:t xml:space="preserve"/>
-      </w:r>
-    </w:p>
-    <w:p>
-      <w:pPr>
-        <w:spacing w:after="60" w:line="360"/>
+        <w:spacing w:after="60" w:line="360" w:before="480"/>
         <w:ind w:firstLine="360"/>
       </w:pPr>
       <w:r>
@@ -410,6 +332,20 @@
           <w:szCs w:val="24"/>
         </w:rPr>
         <w:t xml:space="preserve">Three doors now stood open into Idoro in one shape or another, and the entity, counting them the way a careful trader counts coin rather than the way a hungry animal counts prey, found itself, for the first time since it had claimed the vessel beneath these roots, in the curious position of having more than it yet knew how to spend.</w:t>
+      </w:r>
+    </w:p>
+    <w:p>
+      <w:pPr>
+        <w:spacing w:after="60" w:line="360"/>
+        <w:ind w:firstLine="360"/>
+      </w:pPr>
+      <w:r>
+        <w:rPr>
+          <w:rFonts w:ascii="Georgia" w:hAnsi="Georgia" w:cs="Georgia"/>
+          <w:sz w:val="24"/>
+          <w:szCs w:val="24"/>
+        </w:rPr>
+        <w:t xml:space="preserve">Beneath the roots, the cold voice weighed its new wealth.</w:t>
       </w:r>
     </w:p>
     <w:p>
@@ -425,25 +361,12 @@
           <w:bCs/>
           <w:caps/>
         </w:rPr>
-        <w:t xml:space="preserve">THIRD THREAD CONFIRMED: HIGH VALUE, HIGH RISK. ACTIVATION WITHHELD PENDING FURTHER OBSERVATION. HOST IDENTIFIED AS PRIMARY LAW ENFORCER, VILLAGE OF IDORO.</w:t>
-      </w:r>
-    </w:p>
-    <w:p>
-      <w:pPr>
-        <w:spacing w:after="0" w:line="360"/>
-      </w:pPr>
-      <w:r>
-        <w:rPr>
-          <w:rFonts w:ascii="Georgia" w:hAnsi="Georgia" w:cs="Georgia"/>
-          <w:sz w:val="24"/>
-          <w:szCs w:val="24"/>
-        </w:rPr>
-        <w:t xml:space="preserve"/>
-      </w:r>
-    </w:p>
-    <w:p>
-      <w:pPr>
-        <w:spacing w:after="60" w:line="360"/>
+        <w:t xml:space="preserve">Third thread confirmed: high value, high risk. Activation withheld pending further observation. Host identified as primary law enforcer, village of Idoro.</w:t>
+      </w:r>
+    </w:p>
+    <w:p>
+      <w:pPr>
+        <w:spacing w:after="60" w:line="360" w:before="480"/>
         <w:ind w:firstLine="360"/>
       </w:pPr>
       <w:r>
@@ -485,20 +408,7 @@
     </w:p>
     <w:p>
       <w:pPr>
-        <w:spacing w:after="0" w:line="360"/>
-      </w:pPr>
-      <w:r>
-        <w:rPr>
-          <w:rFonts w:ascii="Georgia" w:hAnsi="Georgia" w:cs="Georgia"/>
-          <w:sz w:val="24"/>
-          <w:szCs w:val="24"/>
-        </w:rPr>
-        <w:t xml:space="preserve"/>
-      </w:r>
-    </w:p>
-    <w:p>
-      <w:pPr>
-        <w:spacing w:after="60" w:line="360"/>
+        <w:spacing w:after="60" w:line="360" w:before="480"/>
         <w:ind w:firstLine="360"/>
       </w:pPr>
       <w:r>
@@ -550,19 +460,6 @@
           <w:szCs w:val="24"/>
         </w:rPr>
         <w:t xml:space="preserve">She picked her firewood back up and said nothing, and neither of them ever knew, standing together in that ordinary morning light, that Idoro now held a third pair of eyes capable of turning dark without warning, and that the only person besides Elder Maka herself who had just seen it happen did not yet understand what she had seen, or how soon that understanding might come looking for her anyway, whether she was ready for it or not.</w:t>
-      </w:r>
-    </w:p>
-    <w:p>
-      <w:pPr>
-        <w:spacing w:after="0" w:line="360"/>
-      </w:pPr>
-      <w:r>
-        <w:rPr>
-          <w:rFonts w:ascii="Georgia" w:hAnsi="Georgia" w:cs="Georgia"/>
-          <w:sz w:val="24"/>
-          <w:szCs w:val="24"/>
-        </w:rPr>
-        <w:t xml:space="preserve"/>
       </w:r>
     </w:p>
     <w:sectPr>
